--- a/model/documents/Certificat_de_travail_modele.docx
+++ b/model/documents/Certificat_de_travail_modele.docx
@@ -256,7 +256,7 @@
           <w:sz w:val="22"/>
           <w:szCs w:val="22"/>
         </w:rPr>
-        <w:t xml:space="preserve">[N° RCS / SIRET / Registre de commerce]</w:t>
+        <w:t xml:space="preserve">au RCS [RCS], sous le NIF n° [NIF] et le STAT n° [STAT]</w:t>
       </w:r>
       <w:r>
         <w:rPr>
@@ -659,18 +659,18 @@
           <w:sz w:val="22"/>
           <w:szCs w:val="22"/>
         </w:rPr>
-        <w:t xml:space="preserve"> à la suite de </w:t>
-      </w:r>
-      <w:r>
-        <w:rPr>
-          <w:rFonts w:ascii="Calibri" w:cs="Calibri" w:eastAsia="Calibri" w:hAnsi="Calibri"/>
-          <w:b/>
-          <w:bCs/>
-          <w:color w:val="1F3864"/>
-          <w:sz w:val="22"/>
-          <w:szCs w:val="22"/>
-        </w:rPr>
-        <w:t xml:space="preserve">[motif — ex. démission / fin de contrat / licenciement / rupture conventionnelle]</w:t>
+        <w:t xml:space="preserve">. </w:t>
+      </w:r>
+      <w:r>
+        <w:rPr>
+          <w:rFonts w:ascii="Calibri" w:cs="Calibri" w:eastAsia="Calibri" w:hAnsi="Calibri"/>
+          <w:b/>
+          <w:bCs/>
+          <w:color w:val="1F3864"/>
+          <w:sz w:val="22"/>
+          <w:szCs w:val="22"/>
+        </w:rPr>
+        <w:t xml:space="preserve">Nous confirmons que le/la salarié(e) quitte l'entreprise libre de tout engagement et de toute dette envers la société.</w:t>
       </w:r>
       <w:r>
         <w:rPr>
